--- a/4-质量管理/运行记录类文件/040210-运维服务质量管理报告（截止2026年4月）.docx
+++ b/4-质量管理/运行记录类文件/040210-运维服务质量管理报告（截止2026年4月）.docx
@@ -124,8 +124,8 @@
           <w:lang w:eastAsia="zh-CN"/>
         </w:rPr>
       </w:pPr>
-      <w:bookmarkStart w:id="0" w:name="_Toc5738"/>
-      <w:bookmarkStart w:id="1" w:name="_Toc15901"/>
+      <w:bookmarkStart w:id="0" w:name="_Toc15901"/>
+      <w:bookmarkStart w:id="1" w:name="_Toc5738"/>
       <w:r>
         <w:rPr>
           <w:lang w:eastAsia="zh-CN"/>
@@ -1545,8 +1545,6 @@
               <w:tab w:val="right" w:leader="dot" w:pos="8306"/>
             </w:tabs>
           </w:pPr>
-          <w:bookmarkStart w:id="15" w:name="_GoBack"/>
-          <w:bookmarkEnd w:id="15"/>
           <w:r>
             <w:fldChar w:fldCharType="begin"/>
           </w:r>
@@ -2401,6 +2399,9 @@
       <w:pPr>
         <w:pStyle w:val="29"/>
         <w:ind w:firstLine="480"/>
+        <w:rPr>
+          <w:rFonts w:hint="eastAsia"/>
+        </w:rPr>
       </w:pPr>
       <w:r>
         <w:t>根据统计，客户均对本公司的整体形象评价为非常满意程度；我公司本次客户满意度为97.</w:t>
@@ -2428,6 +2429,47 @@
           <w:rFonts w:hint="eastAsia"/>
         </w:rPr>
         <w:t>”得分较低，下一阶段要积极进行整改。</w:t>
+      </w:r>
+    </w:p>
+    <w:p>
+      <w:pPr>
+        <w:pStyle w:val="30"/>
+        <w:bidi w:val="0"/>
+        <w:rPr>
+          <w:rFonts w:hint="eastAsia"/>
+          <w:lang w:val="en-US" w:eastAsia="zh-CN"/>
+        </w:rPr>
+      </w:pPr>
+      <w:r>
+        <w:rPr>
+          <w:rFonts w:hint="eastAsia"/>
+          <w:lang w:val="en-US" w:eastAsia="zh-CN"/>
+        </w:rPr>
+        <w:t>项目客户投诉</w:t>
+      </w:r>
+    </w:p>
+    <w:p>
+      <w:pPr>
+        <w:pStyle w:val="29"/>
+        <w:bidi w:val="0"/>
+        <w:rPr>
+          <w:rFonts w:hint="default"/>
+          <w:lang w:val="en-US" w:eastAsia="zh-CN"/>
+        </w:rPr>
+      </w:pPr>
+      <w:r>
+        <w:rPr>
+          <w:rFonts w:hint="eastAsia"/>
+          <w:lang w:val="en-US" w:eastAsia="zh-CN"/>
+        </w:rPr>
+        <w:t>项目</w:t>
+      </w:r>
+      <w:r>
+        <w:rPr>
+          <w:rFonts w:hint="default" w:eastAsia="宋体"/>
+          <w:lang w:val="en-US" w:eastAsia="zh-CN"/>
+        </w:rPr>
+        <w:t>运维服务期间，我司严格按照SLA标准执行服务交付，所有服务请求均得到及时响应与有效解决，未发生任何客户投诉事件，客户满意度持续保持优良水平。</w:t>
       </w:r>
     </w:p>
     <w:p>
@@ -2765,6 +2807,15 @@
         </w:rPr>
         <w:t>强化专项培训：围绕响应流程、沟通技巧、时效管理等开展针对性培训，提升团队整体服务意识与执行能力</w:t>
       </w:r>
+      <w:r>
+        <w:rPr>
+          <w:rFonts w:hint="eastAsia"/>
+          <w:lang w:val="en-US" w:eastAsia="zh-CN"/>
+        </w:rPr>
+        <w:t>。</w:t>
+      </w:r>
+      <w:bookmarkStart w:id="15" w:name="_GoBack"/>
+      <w:bookmarkEnd w:id="15"/>
     </w:p>
     <w:p>
       <w:pPr>
@@ -2796,6 +2847,13 @@
           <w:lang w:val="en-US" w:eastAsia="zh-CN"/>
         </w:rPr>
         <w:t>优化协同机制：完善内部信息传递与反馈流程，实现问题处理的闭环管理</w:t>
+      </w:r>
+      <w:r>
+        <w:rPr>
+          <w:rFonts w:hint="eastAsia"/>
+          <w:lang w:val="en-US" w:eastAsia="zh-CN"/>
+        </w:rPr>
+        <w:t>。</w:t>
       </w:r>
     </w:p>
     <w:sectPr>

--- a/4-质量管理/运行记录类文件/040210-运维服务质量管理报告（截止2026年4月）.docx
+++ b/4-质量管理/运行记录类文件/040210-运维服务质量管理报告（截止2026年4月）.docx
@@ -124,7 +124,7 @@
           <w:lang w:eastAsia="zh-CN"/>
         </w:rPr>
       </w:pPr>
-      <w:bookmarkStart w:id="0" w:name="_Toc15901"/>
+      <w:bookmarkStart w:id="0" w:name="_Toc29692"/>
       <w:bookmarkStart w:id="1" w:name="_Toc5738"/>
       <w:r>
         <w:rPr>
@@ -144,7 +144,7 @@
         </w:rPr>
       </w:pPr>
       <w:bookmarkStart w:id="2" w:name="_Toc27593"/>
-      <w:bookmarkStart w:id="3" w:name="_Toc9685"/>
+      <w:bookmarkStart w:id="3" w:name="_Toc7888"/>
       <w:r>
         <w:rPr>
           <w:rFonts w:hint="eastAsia"/>
@@ -388,9 +388,17 @@
             <w:r>
               <w:rPr>
                 <w:rFonts w:hint="eastAsia"/>
+                <w:vertAlign w:val="baseline"/>
+                <w:lang w:val="en-US" w:eastAsia="zh-CN"/>
+              </w:rPr>
+              <w:t>审核</w:t>
+            </w:r>
+            <w:r>
+              <w:rPr>
+                <w:rFonts w:hint="eastAsia"/>
                 <w:lang w:eastAsia="zh-CN"/>
               </w:rPr>
-              <w:t>编制时间</w:t>
+              <w:t>时间</w:t>
             </w:r>
             <w:r>
               <w:rPr>
@@ -837,6 +845,7 @@
                 <w:lang w:eastAsia="zh-CN"/>
               </w:rPr>
             </w:pPr>
+            <w:bookmarkStart w:id="16" w:name="_GoBack" w:colFirst="3" w:colLast="5"/>
             <w:r>
               <w:rPr>
                 <w:rFonts w:hint="eastAsia" w:ascii="宋体" w:hAnsi="宋体" w:cs="宋体"/>
@@ -958,61 +967,161 @@
             </w:pPr>
             <w:r>
               <w:rPr>
-                <w:rFonts w:hint="eastAsia"/>
-                <w:lang w:eastAsia="zh-CN"/>
-              </w:rPr>
-              <w:t>刘书峰</w:t>
-            </w:r>
-          </w:p>
-        </w:tc>
-        <w:tc>
-          <w:tcPr>
-            <w:tcW w:w="1150" w:type="dxa"/>
-          </w:tcPr>
-          <w:p>
-            <w:pPr>
-              <w:spacing w:before="172" w:line="228" w:lineRule="auto"/>
-              <w:ind w:left="313"/>
-              <w:rPr>
-                <w:rFonts w:hint="eastAsia" w:ascii="宋体" w:hAnsi="宋体" w:cs="宋体"/>
-                <w:spacing w:val="5"/>
-                <w:sz w:val="20"/>
-                <w:szCs w:val="20"/>
-              </w:rPr>
-            </w:pPr>
-            <w:r>
-              <w:rPr>
-                <w:rFonts w:hint="eastAsia"/>
-                <w:lang w:val="en-US" w:eastAsia="zh-CN"/>
-              </w:rPr>
-              <w:t>常海霞</w:t>
-            </w:r>
-          </w:p>
-        </w:tc>
-        <w:tc>
-          <w:tcPr>
-            <w:tcW w:w="1240" w:type="dxa"/>
-          </w:tcPr>
-          <w:p>
-            <w:pPr>
-              <w:spacing w:before="173" w:line="229" w:lineRule="auto"/>
-              <w:ind w:left="314"/>
-              <w:rPr>
                 <w:rFonts w:hint="eastAsia" w:ascii="宋体" w:hAnsi="宋体" w:cs="宋体"/>
                 <w:sz w:val="20"/>
                 <w:szCs w:val="20"/>
-              </w:rPr>
-            </w:pPr>
-            <w:r>
+                <w:lang w:eastAsia="zh-CN"/>
+              </w:rPr>
+              <w:t>赵维涵</w:t>
+            </w:r>
+          </w:p>
+        </w:tc>
+        <w:tc>
+          <w:tcPr>
+            <w:tcW w:w="1150" w:type="dxa"/>
+          </w:tcPr>
+          <w:p>
+            <w:pPr>
+              <w:spacing w:before="172" w:line="228" w:lineRule="auto"/>
+              <w:ind w:left="313"/>
               <w:rPr>
                 <w:rFonts w:hint="eastAsia" w:ascii="宋体" w:hAnsi="宋体" w:cs="宋体"/>
-                <w:spacing w:val="6"/>
                 <w:sz w:val="20"/>
                 <w:szCs w:val="20"/>
                 <w:lang w:eastAsia="zh-CN"/>
               </w:rPr>
+            </w:pPr>
+            <w:r>
+              <w:rPr>
+                <w:rFonts w:hint="eastAsia" w:ascii="宋体" w:hAnsi="宋体" w:cs="宋体"/>
+                <w:sz w:val="20"/>
+                <w:szCs w:val="20"/>
+                <w:lang w:val="en-US" w:eastAsia="zh-CN"/>
+              </w:rPr>
+              <w:t>常海霞</w:t>
+            </w:r>
+          </w:p>
+        </w:tc>
+        <w:tc>
+          <w:tcPr>
+            <w:tcW w:w="1240" w:type="dxa"/>
+          </w:tcPr>
+          <w:p>
+            <w:pPr>
+              <w:spacing w:before="172" w:line="228" w:lineRule="auto"/>
+              <w:ind w:left="313"/>
+              <w:rPr>
+                <w:rFonts w:hint="eastAsia" w:ascii="宋体" w:hAnsi="宋体" w:cs="宋体"/>
+                <w:sz w:val="20"/>
+                <w:szCs w:val="20"/>
+                <w:lang w:eastAsia="zh-CN"/>
+              </w:rPr>
+            </w:pPr>
+            <w:r>
+              <w:rPr>
+                <w:rFonts w:hint="eastAsia" w:ascii="宋体" w:hAnsi="宋体" w:cs="宋体"/>
+                <w:sz w:val="20"/>
+                <w:szCs w:val="20"/>
+                <w:lang w:eastAsia="zh-CN"/>
+              </w:rPr>
               <w:t>尹兆铮</w:t>
             </w:r>
+          </w:p>
+        </w:tc>
+      </w:tr>
+      <w:bookmarkEnd w:id="16"/>
+      <w:tr>
+        <w:tblPrEx>
+          <w:tblBorders>
+            <w:top w:val="single" w:color="000000" w:sz="2" w:space="0"/>
+            <w:left w:val="single" w:color="000000" w:sz="2" w:space="0"/>
+            <w:bottom w:val="single" w:color="000000" w:sz="2" w:space="0"/>
+            <w:right w:val="single" w:color="000000" w:sz="2" w:space="0"/>
+            <w:insideH w:val="single" w:color="000000" w:sz="2" w:space="0"/>
+            <w:insideV w:val="single" w:color="000000" w:sz="2" w:space="0"/>
+          </w:tblBorders>
+          <w:tblCellMar>
+            <w:top w:w="0" w:type="dxa"/>
+            <w:left w:w="0" w:type="dxa"/>
+            <w:bottom w:w="0" w:type="dxa"/>
+            <w:right w:w="0" w:type="dxa"/>
+          </w:tblCellMar>
+        </w:tblPrEx>
+        <w:trPr>
+          <w:trHeight w:val="556" w:hRule="atLeast"/>
+        </w:trPr>
+        <w:tc>
+          <w:tcPr>
+            <w:tcW w:w="1555" w:type="dxa"/>
+          </w:tcPr>
+          <w:p>
+            <w:pPr>
+              <w:pStyle w:val="27"/>
+              <w:rPr>
+                <w:rFonts w:hint="eastAsia"/>
+              </w:rPr>
+            </w:pPr>
+          </w:p>
+        </w:tc>
+        <w:tc>
+          <w:tcPr>
+            <w:tcW w:w="919" w:type="dxa"/>
+          </w:tcPr>
+          <w:p>
+            <w:pPr>
+              <w:pStyle w:val="27"/>
+              <w:rPr>
+                <w:rFonts w:hint="eastAsia"/>
+              </w:rPr>
+            </w:pPr>
+          </w:p>
+        </w:tc>
+        <w:tc>
+          <w:tcPr>
+            <w:tcW w:w="2289" w:type="dxa"/>
+          </w:tcPr>
+          <w:p>
+            <w:pPr>
+              <w:pStyle w:val="27"/>
+              <w:rPr>
+                <w:rFonts w:hint="eastAsia"/>
+              </w:rPr>
+            </w:pPr>
+          </w:p>
+        </w:tc>
+        <w:tc>
+          <w:tcPr>
+            <w:tcW w:w="1148" w:type="dxa"/>
+          </w:tcPr>
+          <w:p>
+            <w:pPr>
+              <w:spacing w:before="172" w:line="228" w:lineRule="auto"/>
+              <w:ind w:left="313"/>
+            </w:pPr>
+          </w:p>
+        </w:tc>
+        <w:tc>
+          <w:tcPr>
+            <w:tcW w:w="1150" w:type="dxa"/>
+          </w:tcPr>
+          <w:p>
+            <w:pPr>
+              <w:spacing w:before="172" w:line="228" w:lineRule="auto"/>
+              <w:ind w:left="313"/>
+            </w:pPr>
+          </w:p>
+        </w:tc>
+        <w:tc>
+          <w:tcPr>
+            <w:tcW w:w="1240" w:type="dxa"/>
+          </w:tcPr>
+          <w:p>
+            <w:pPr>
+              <w:pStyle w:val="27"/>
+              <w:rPr>
+                <w:rFonts w:hint="eastAsia"/>
+              </w:rPr>
+            </w:pPr>
           </w:p>
         </w:tc>
       </w:tr>
@@ -1081,8 +1190,8 @@
           </w:tcPr>
           <w:p>
             <w:pPr>
-              <w:spacing w:before="172" w:line="228" w:lineRule="auto"/>
-              <w:ind w:left="313"/>
+              <w:spacing w:before="173" w:line="229" w:lineRule="auto"/>
+              <w:ind w:left="314"/>
             </w:pPr>
           </w:p>
         </w:tc>
@@ -1092,8 +1201,107 @@
           </w:tcPr>
           <w:p>
             <w:pPr>
-              <w:spacing w:before="172" w:line="228" w:lineRule="auto"/>
-              <w:ind w:left="313"/>
+              <w:spacing w:before="173" w:line="229" w:lineRule="auto"/>
+              <w:ind w:left="314"/>
+            </w:pPr>
+          </w:p>
+        </w:tc>
+        <w:tc>
+          <w:tcPr>
+            <w:tcW w:w="1240" w:type="dxa"/>
+          </w:tcPr>
+          <w:p>
+            <w:pPr>
+              <w:pStyle w:val="27"/>
+              <w:rPr>
+                <w:rFonts w:hint="eastAsia"/>
+              </w:rPr>
+            </w:pPr>
+          </w:p>
+        </w:tc>
+      </w:tr>
+      <w:tr>
+        <w:tblPrEx>
+          <w:tblBorders>
+            <w:top w:val="single" w:color="000000" w:sz="2" w:space="0"/>
+            <w:left w:val="single" w:color="000000" w:sz="2" w:space="0"/>
+            <w:bottom w:val="single" w:color="000000" w:sz="2" w:space="0"/>
+            <w:right w:val="single" w:color="000000" w:sz="2" w:space="0"/>
+            <w:insideH w:val="single" w:color="000000" w:sz="2" w:space="0"/>
+            <w:insideV w:val="single" w:color="000000" w:sz="2" w:space="0"/>
+          </w:tblBorders>
+          <w:tblCellMar>
+            <w:top w:w="0" w:type="dxa"/>
+            <w:left w:w="0" w:type="dxa"/>
+            <w:bottom w:w="0" w:type="dxa"/>
+            <w:right w:w="0" w:type="dxa"/>
+          </w:tblCellMar>
+        </w:tblPrEx>
+        <w:trPr>
+          <w:trHeight w:val="557" w:hRule="atLeast"/>
+        </w:trPr>
+        <w:tc>
+          <w:tcPr>
+            <w:tcW w:w="1555" w:type="dxa"/>
+          </w:tcPr>
+          <w:p>
+            <w:pPr>
+              <w:pStyle w:val="27"/>
+              <w:rPr>
+                <w:rFonts w:hint="eastAsia"/>
+              </w:rPr>
+            </w:pPr>
+          </w:p>
+        </w:tc>
+        <w:tc>
+          <w:tcPr>
+            <w:tcW w:w="919" w:type="dxa"/>
+          </w:tcPr>
+          <w:p>
+            <w:pPr>
+              <w:pStyle w:val="27"/>
+              <w:rPr>
+                <w:rFonts w:hint="eastAsia"/>
+              </w:rPr>
+            </w:pPr>
+          </w:p>
+        </w:tc>
+        <w:tc>
+          <w:tcPr>
+            <w:tcW w:w="2289" w:type="dxa"/>
+          </w:tcPr>
+          <w:p>
+            <w:pPr>
+              <w:pStyle w:val="27"/>
+              <w:rPr>
+                <w:rFonts w:hint="eastAsia"/>
+              </w:rPr>
+            </w:pPr>
+          </w:p>
+        </w:tc>
+        <w:tc>
+          <w:tcPr>
+            <w:tcW w:w="1148" w:type="dxa"/>
+          </w:tcPr>
+          <w:p>
+            <w:pPr>
+              <w:pStyle w:val="27"/>
+              <w:rPr>
+                <w:rFonts w:hint="eastAsia"/>
+              </w:rPr>
+            </w:pPr>
+          </w:p>
+        </w:tc>
+        <w:tc>
+          <w:tcPr>
+            <w:tcW w:w="1150" w:type="dxa"/>
+          </w:tcPr>
+          <w:p>
+            <w:pPr>
+              <w:pStyle w:val="27"/>
+              <w:rPr>
+                <w:rFonts w:hint="eastAsia"/>
+              </w:rPr>
             </w:pPr>
           </w:p>
         </w:tc>
@@ -1176,200 +1384,6 @@
           </w:tcPr>
           <w:p>
             <w:pPr>
-              <w:spacing w:before="173" w:line="229" w:lineRule="auto"/>
-              <w:ind w:left="314"/>
-            </w:pPr>
-          </w:p>
-        </w:tc>
-        <w:tc>
-          <w:tcPr>
-            <w:tcW w:w="1150" w:type="dxa"/>
-          </w:tcPr>
-          <w:p>
-            <w:pPr>
-              <w:spacing w:before="173" w:line="229" w:lineRule="auto"/>
-              <w:ind w:left="314"/>
-            </w:pPr>
-          </w:p>
-        </w:tc>
-        <w:tc>
-          <w:tcPr>
-            <w:tcW w:w="1240" w:type="dxa"/>
-          </w:tcPr>
-          <w:p>
-            <w:pPr>
-              <w:pStyle w:val="27"/>
-              <w:rPr>
-                <w:rFonts w:hint="eastAsia"/>
-              </w:rPr>
-            </w:pPr>
-          </w:p>
-        </w:tc>
-      </w:tr>
-      <w:tr>
-        <w:tblPrEx>
-          <w:tblBorders>
-            <w:top w:val="single" w:color="000000" w:sz="2" w:space="0"/>
-            <w:left w:val="single" w:color="000000" w:sz="2" w:space="0"/>
-            <w:bottom w:val="single" w:color="000000" w:sz="2" w:space="0"/>
-            <w:right w:val="single" w:color="000000" w:sz="2" w:space="0"/>
-            <w:insideH w:val="single" w:color="000000" w:sz="2" w:space="0"/>
-            <w:insideV w:val="single" w:color="000000" w:sz="2" w:space="0"/>
-          </w:tblBorders>
-          <w:tblCellMar>
-            <w:top w:w="0" w:type="dxa"/>
-            <w:left w:w="0" w:type="dxa"/>
-            <w:bottom w:w="0" w:type="dxa"/>
-            <w:right w:w="0" w:type="dxa"/>
-          </w:tblCellMar>
-        </w:tblPrEx>
-        <w:trPr>
-          <w:trHeight w:val="557" w:hRule="atLeast"/>
-        </w:trPr>
-        <w:tc>
-          <w:tcPr>
-            <w:tcW w:w="1555" w:type="dxa"/>
-          </w:tcPr>
-          <w:p>
-            <w:pPr>
-              <w:pStyle w:val="27"/>
-              <w:rPr>
-                <w:rFonts w:hint="eastAsia"/>
-              </w:rPr>
-            </w:pPr>
-          </w:p>
-        </w:tc>
-        <w:tc>
-          <w:tcPr>
-            <w:tcW w:w="919" w:type="dxa"/>
-          </w:tcPr>
-          <w:p>
-            <w:pPr>
-              <w:pStyle w:val="27"/>
-              <w:rPr>
-                <w:rFonts w:hint="eastAsia"/>
-              </w:rPr>
-            </w:pPr>
-          </w:p>
-        </w:tc>
-        <w:tc>
-          <w:tcPr>
-            <w:tcW w:w="2289" w:type="dxa"/>
-          </w:tcPr>
-          <w:p>
-            <w:pPr>
-              <w:pStyle w:val="27"/>
-              <w:rPr>
-                <w:rFonts w:hint="eastAsia"/>
-              </w:rPr>
-            </w:pPr>
-          </w:p>
-        </w:tc>
-        <w:tc>
-          <w:tcPr>
-            <w:tcW w:w="1148" w:type="dxa"/>
-          </w:tcPr>
-          <w:p>
-            <w:pPr>
-              <w:pStyle w:val="27"/>
-              <w:rPr>
-                <w:rFonts w:hint="eastAsia"/>
-              </w:rPr>
-            </w:pPr>
-          </w:p>
-        </w:tc>
-        <w:tc>
-          <w:tcPr>
-            <w:tcW w:w="1150" w:type="dxa"/>
-          </w:tcPr>
-          <w:p>
-            <w:pPr>
-              <w:pStyle w:val="27"/>
-              <w:rPr>
-                <w:rFonts w:hint="eastAsia"/>
-              </w:rPr>
-            </w:pPr>
-          </w:p>
-        </w:tc>
-        <w:tc>
-          <w:tcPr>
-            <w:tcW w:w="1240" w:type="dxa"/>
-          </w:tcPr>
-          <w:p>
-            <w:pPr>
-              <w:pStyle w:val="27"/>
-              <w:rPr>
-                <w:rFonts w:hint="eastAsia"/>
-              </w:rPr>
-            </w:pPr>
-          </w:p>
-        </w:tc>
-      </w:tr>
-      <w:tr>
-        <w:tblPrEx>
-          <w:tblBorders>
-            <w:top w:val="single" w:color="000000" w:sz="2" w:space="0"/>
-            <w:left w:val="single" w:color="000000" w:sz="2" w:space="0"/>
-            <w:bottom w:val="single" w:color="000000" w:sz="2" w:space="0"/>
-            <w:right w:val="single" w:color="000000" w:sz="2" w:space="0"/>
-            <w:insideH w:val="single" w:color="000000" w:sz="2" w:space="0"/>
-            <w:insideV w:val="single" w:color="000000" w:sz="2" w:space="0"/>
-          </w:tblBorders>
-          <w:tblCellMar>
-            <w:top w:w="0" w:type="dxa"/>
-            <w:left w:w="0" w:type="dxa"/>
-            <w:bottom w:w="0" w:type="dxa"/>
-            <w:right w:w="0" w:type="dxa"/>
-          </w:tblCellMar>
-        </w:tblPrEx>
-        <w:trPr>
-          <w:trHeight w:val="556" w:hRule="atLeast"/>
-        </w:trPr>
-        <w:tc>
-          <w:tcPr>
-            <w:tcW w:w="1555" w:type="dxa"/>
-          </w:tcPr>
-          <w:p>
-            <w:pPr>
-              <w:pStyle w:val="27"/>
-              <w:rPr>
-                <w:rFonts w:hint="eastAsia"/>
-              </w:rPr>
-            </w:pPr>
-          </w:p>
-        </w:tc>
-        <w:tc>
-          <w:tcPr>
-            <w:tcW w:w="919" w:type="dxa"/>
-          </w:tcPr>
-          <w:p>
-            <w:pPr>
-              <w:pStyle w:val="27"/>
-              <w:rPr>
-                <w:rFonts w:hint="eastAsia"/>
-              </w:rPr>
-            </w:pPr>
-          </w:p>
-        </w:tc>
-        <w:tc>
-          <w:tcPr>
-            <w:tcW w:w="2289" w:type="dxa"/>
-          </w:tcPr>
-          <w:p>
-            <w:pPr>
-              <w:pStyle w:val="27"/>
-              <w:rPr>
-                <w:rFonts w:hint="eastAsia"/>
-              </w:rPr>
-            </w:pPr>
-          </w:p>
-        </w:tc>
-        <w:tc>
-          <w:tcPr>
-            <w:tcW w:w="1148" w:type="dxa"/>
-          </w:tcPr>
-          <w:p>
-            <w:pPr>
               <w:pStyle w:val="27"/>
               <w:rPr>
                 <w:rFonts w:hint="eastAsia"/>
@@ -1558,7 +1572,7 @@
             <w:fldChar w:fldCharType="begin"/>
           </w:r>
           <w:r>
-            <w:instrText xml:space="preserve"> HYPERLINK \l _Toc15901 </w:instrText>
+            <w:instrText xml:space="preserve"> HYPERLINK \l _Toc29692 </w:instrText>
           </w:r>
           <w:r>
             <w:fldChar w:fldCharType="separate"/>
@@ -1576,7 +1590,7 @@
             <w:fldChar w:fldCharType="begin"/>
           </w:r>
           <w:r>
-            <w:instrText xml:space="preserve"> PAGEREF _Toc15901 \h </w:instrText>
+            <w:instrText xml:space="preserve"> PAGEREF _Toc29692 \h </w:instrText>
           </w:r>
           <w:r>
             <w:fldChar w:fldCharType="separate"/>
@@ -1602,7 +1616,7 @@
             <w:fldChar w:fldCharType="begin"/>
           </w:r>
           <w:r>
-            <w:instrText xml:space="preserve"> HYPERLINK \l _Toc9685 </w:instrText>
+            <w:instrText xml:space="preserve"> HYPERLINK \l _Toc7888 </w:instrText>
           </w:r>
           <w:r>
             <w:fldChar w:fldCharType="separate"/>
@@ -1621,7 +1635,7 @@
             <w:fldChar w:fldCharType="begin"/>
           </w:r>
           <w:r>
-            <w:instrText xml:space="preserve"> PAGEREF _Toc9685 \h </w:instrText>
+            <w:instrText xml:space="preserve"> PAGEREF _Toc7888 \h </w:instrText>
           </w:r>
           <w:r>
             <w:fldChar w:fldCharType="separate"/>
@@ -1647,7 +1661,7 @@
             <w:fldChar w:fldCharType="begin"/>
           </w:r>
           <w:r>
-            <w:instrText xml:space="preserve"> HYPERLINK \l _Toc10864 </w:instrText>
+            <w:instrText xml:space="preserve"> HYPERLINK \l _Toc32413 </w:instrText>
           </w:r>
           <w:r>
             <w:fldChar w:fldCharType="separate"/>
@@ -1672,7 +1686,7 @@
             <w:fldChar w:fldCharType="begin"/>
           </w:r>
           <w:r>
-            <w:instrText xml:space="preserve"> PAGEREF _Toc10864 \h </w:instrText>
+            <w:instrText xml:space="preserve"> PAGEREF _Toc32413 \h </w:instrText>
           </w:r>
           <w:r>
             <w:fldChar w:fldCharType="separate"/>
@@ -1698,7 +1712,7 @@
             <w:fldChar w:fldCharType="begin"/>
           </w:r>
           <w:r>
-            <w:instrText xml:space="preserve"> HYPERLINK \l _Toc7625 </w:instrText>
+            <w:instrText xml:space="preserve"> HYPERLINK \l _Toc14154 </w:instrText>
           </w:r>
           <w:r>
             <w:fldChar w:fldCharType="separate"/>
@@ -1730,7 +1744,7 @@
             <w:fldChar w:fldCharType="begin"/>
           </w:r>
           <w:r>
-            <w:instrText xml:space="preserve"> PAGEREF _Toc7625 \h </w:instrText>
+            <w:instrText xml:space="preserve"> PAGEREF _Toc14154 \h </w:instrText>
           </w:r>
           <w:r>
             <w:fldChar w:fldCharType="separate"/>
@@ -1756,7 +1770,7 @@
             <w:fldChar w:fldCharType="begin"/>
           </w:r>
           <w:r>
-            <w:instrText xml:space="preserve"> HYPERLINK \l _Toc25330 </w:instrText>
+            <w:instrText xml:space="preserve"> HYPERLINK \l _Toc23097 </w:instrText>
           </w:r>
           <w:r>
             <w:fldChar w:fldCharType="separate"/>
@@ -1794,7 +1808,7 @@
             <w:fldChar w:fldCharType="begin"/>
           </w:r>
           <w:r>
-            <w:instrText xml:space="preserve"> PAGEREF _Toc25330 \h </w:instrText>
+            <w:instrText xml:space="preserve"> PAGEREF _Toc23097 \h </w:instrText>
           </w:r>
           <w:r>
             <w:fldChar w:fldCharType="separate"/>
@@ -1820,7 +1834,7 @@
             <w:fldChar w:fldCharType="begin"/>
           </w:r>
           <w:r>
-            <w:instrText xml:space="preserve"> HYPERLINK \l _Toc3528 </w:instrText>
+            <w:instrText xml:space="preserve"> HYPERLINK \l _Toc19195 </w:instrText>
           </w:r>
           <w:r>
             <w:fldChar w:fldCharType="separate"/>
@@ -1842,7 +1856,7 @@
             <w:fldChar w:fldCharType="begin"/>
           </w:r>
           <w:r>
-            <w:instrText xml:space="preserve"> PAGEREF _Toc3528 \h </w:instrText>
+            <w:instrText xml:space="preserve"> PAGEREF _Toc19195 \h </w:instrText>
           </w:r>
           <w:r>
             <w:fldChar w:fldCharType="separate"/>
@@ -1868,7 +1882,59 @@
             <w:fldChar w:fldCharType="begin"/>
           </w:r>
           <w:r>
-            <w:instrText xml:space="preserve"> HYPERLINK \l _Toc22150 </w:instrText>
+            <w:instrText xml:space="preserve"> HYPERLINK \l _Toc27318 </w:instrText>
+          </w:r>
+          <w:r>
+            <w:fldChar w:fldCharType="separate"/>
+          </w:r>
+          <w:r>
+            <w:rPr>
+              <w:rFonts w:hint="default"/>
+              <w:lang w:val="en-US" w:eastAsia="zh-CN"/>
+            </w:rPr>
+            <w:t xml:space="preserve">1.4. </w:t>
+          </w:r>
+          <w:r>
+            <w:rPr>
+              <w:rFonts w:hint="eastAsia"/>
+              <w:lang w:val="en-US" w:eastAsia="zh-CN"/>
+            </w:rPr>
+            <w:t>项目客户投诉</w:t>
+          </w:r>
+          <w:r>
+            <w:tab/>
+          </w:r>
+          <w:r>
+            <w:fldChar w:fldCharType="begin"/>
+          </w:r>
+          <w:r>
+            <w:instrText xml:space="preserve"> PAGEREF _Toc27318 \h </w:instrText>
+          </w:r>
+          <w:r>
+            <w:fldChar w:fldCharType="separate"/>
+          </w:r>
+          <w:r>
+            <w:t>5</w:t>
+          </w:r>
+          <w:r>
+            <w:fldChar w:fldCharType="end"/>
+          </w:r>
+          <w:r>
+            <w:fldChar w:fldCharType="end"/>
+          </w:r>
+        </w:p>
+        <w:p>
+          <w:pPr>
+            <w:pStyle w:val="17"/>
+            <w:tabs>
+              <w:tab w:val="right" w:leader="dot" w:pos="8306"/>
+            </w:tabs>
+          </w:pPr>
+          <w:r>
+            <w:fldChar w:fldCharType="begin"/>
+          </w:r>
+          <w:r>
+            <w:instrText xml:space="preserve"> HYPERLINK \l _Toc31092 </w:instrText>
           </w:r>
           <w:r>
             <w:fldChar w:fldCharType="separate"/>
@@ -1878,7 +1944,7 @@
               <w:rFonts w:hint="default"/>
               <w:lang w:eastAsia="zh-CN"/>
             </w:rPr>
-            <w:t xml:space="preserve">1.4. </w:t>
+            <w:t xml:space="preserve">1.5. </w:t>
           </w:r>
           <w:r>
             <w:rPr>
@@ -1894,7 +1960,7 @@
             <w:fldChar w:fldCharType="begin"/>
           </w:r>
           <w:r>
-            <w:instrText xml:space="preserve"> PAGEREF _Toc22150 \h </w:instrText>
+            <w:instrText xml:space="preserve"> PAGEREF _Toc31092 \h </w:instrText>
           </w:r>
           <w:r>
             <w:fldChar w:fldCharType="separate"/>
@@ -1920,7 +1986,7 @@
             <w:fldChar w:fldCharType="begin"/>
           </w:r>
           <w:r>
-            <w:instrText xml:space="preserve"> HYPERLINK \l _Toc14334 </w:instrText>
+            <w:instrText xml:space="preserve"> HYPERLINK \l _Toc30621 </w:instrText>
           </w:r>
           <w:r>
             <w:fldChar w:fldCharType="separate"/>
@@ -1930,7 +1996,7 @@
               <w:rFonts w:hint="default"/>
               <w:lang w:val="en-US" w:eastAsia="zh-CN"/>
             </w:rPr>
-            <w:t xml:space="preserve">1.4.1. </w:t>
+            <w:t xml:space="preserve">1.5.1. </w:t>
           </w:r>
           <w:r>
             <w:rPr>
@@ -1946,7 +2012,7 @@
             <w:fldChar w:fldCharType="begin"/>
           </w:r>
           <w:r>
-            <w:instrText xml:space="preserve"> PAGEREF _Toc14334 \h </w:instrText>
+            <w:instrText xml:space="preserve"> PAGEREF _Toc30621 \h </w:instrText>
           </w:r>
           <w:r>
             <w:fldChar w:fldCharType="separate"/>
@@ -1972,7 +2038,7 @@
             <w:fldChar w:fldCharType="begin"/>
           </w:r>
           <w:r>
-            <w:instrText xml:space="preserve"> HYPERLINK \l _Toc23085 </w:instrText>
+            <w:instrText xml:space="preserve"> HYPERLINK \l _Toc24939 </w:instrText>
           </w:r>
           <w:r>
             <w:fldChar w:fldCharType="separate"/>
@@ -1982,7 +2048,7 @@
               <w:rFonts w:hint="default"/>
               <w:lang w:val="en-US" w:eastAsia="zh-CN"/>
             </w:rPr>
-            <w:t xml:space="preserve">1.4.2. </w:t>
+            <w:t xml:space="preserve">1.5.2. </w:t>
           </w:r>
           <w:r>
             <w:rPr>
@@ -1998,13 +2064,13 @@
             <w:fldChar w:fldCharType="begin"/>
           </w:r>
           <w:r>
-            <w:instrText xml:space="preserve"> PAGEREF _Toc23085 \h </w:instrText>
+            <w:instrText xml:space="preserve"> PAGEREF _Toc24939 \h </w:instrText>
           </w:r>
           <w:r>
             <w:fldChar w:fldCharType="separate"/>
           </w:r>
           <w:r>
-            <w:t>5</w:t>
+            <w:t>6</w:t>
           </w:r>
           <w:r>
             <w:fldChar w:fldCharType="end"/>
@@ -2024,7 +2090,7 @@
             <w:fldChar w:fldCharType="begin"/>
           </w:r>
           <w:r>
-            <w:instrText xml:space="preserve"> HYPERLINK \l _Toc29385 </w:instrText>
+            <w:instrText xml:space="preserve"> HYPERLINK \l _Toc3284 </w:instrText>
           </w:r>
           <w:r>
             <w:fldChar w:fldCharType="separate"/>
@@ -2034,7 +2100,7 @@
               <w:rFonts w:hint="default"/>
               <w:lang w:val="en-US" w:eastAsia="zh-CN"/>
             </w:rPr>
-            <w:t xml:space="preserve">1.4.3. </w:t>
+            <w:t xml:space="preserve">1.5.3. </w:t>
           </w:r>
           <w:r>
             <w:rPr>
@@ -2050,7 +2116,7 @@
             <w:fldChar w:fldCharType="begin"/>
           </w:r>
           <w:r>
-            <w:instrText xml:space="preserve"> PAGEREF _Toc29385 \h </w:instrText>
+            <w:instrText xml:space="preserve"> PAGEREF _Toc3284 \h </w:instrText>
           </w:r>
           <w:r>
             <w:fldChar w:fldCharType="separate"/>
@@ -2082,8 +2148,8 @@
       <w:pPr>
         <w:pStyle w:val="28"/>
       </w:pPr>
-      <w:bookmarkStart w:id="4" w:name="_Toc15082"/>
-      <w:bookmarkStart w:id="5" w:name="_Toc10864"/>
+      <w:bookmarkStart w:id="4" w:name="_Toc32413"/>
+      <w:bookmarkStart w:id="5" w:name="_Toc15082"/>
       <w:r>
         <w:rPr>
           <w:rFonts w:hint="eastAsia"/>
@@ -2102,7 +2168,7 @@
           <w:lang w:eastAsia="zh-CN"/>
         </w:rPr>
       </w:pPr>
-      <w:bookmarkStart w:id="6" w:name="_Toc7625"/>
+      <w:bookmarkStart w:id="6" w:name="_Toc14154"/>
       <w:r>
         <w:rPr>
           <w:lang w:eastAsia="zh-CN"/>
@@ -2268,7 +2334,7 @@
       </w:pPr>
       <w:bookmarkStart w:id="7" w:name="bookmark1"/>
       <w:bookmarkEnd w:id="7"/>
-      <w:bookmarkStart w:id="8" w:name="_Toc25330"/>
+      <w:bookmarkStart w:id="8" w:name="_Toc23097"/>
       <w:r>
         <w:rPr>
           <w:lang w:eastAsia="zh-CN"/>
@@ -2389,7 +2455,7 @@
           <w:lang w:eastAsia="zh-CN"/>
         </w:rPr>
       </w:pPr>
-      <w:bookmarkStart w:id="9" w:name="_Toc3528"/>
+      <w:bookmarkStart w:id="9" w:name="_Toc19195"/>
       <w:r>
         <w:t>客户满意度调查与分析</w:t>
       </w:r>
@@ -2440,6 +2506,7 @@
           <w:lang w:val="en-US" w:eastAsia="zh-CN"/>
         </w:rPr>
       </w:pPr>
+      <w:bookmarkStart w:id="10" w:name="_Toc27318"/>
       <w:r>
         <w:rPr>
           <w:rFonts w:hint="eastAsia"/>
@@ -2447,6 +2514,7 @@
         </w:rPr>
         <w:t>项目客户投诉</w:t>
       </w:r>
+      <w:bookmarkEnd w:id="10"/>
     </w:p>
     <w:p>
       <w:pPr>
@@ -2480,8 +2548,8 @@
           <w:lang w:eastAsia="zh-CN"/>
         </w:rPr>
       </w:pPr>
-      <w:bookmarkStart w:id="10" w:name="_Toc20709"/>
-      <w:bookmarkStart w:id="11" w:name="_Toc22150"/>
+      <w:bookmarkStart w:id="11" w:name="_Toc20709"/>
+      <w:bookmarkStart w:id="12" w:name="_Toc31092"/>
       <w:r>
         <w:rPr>
           <w:rFonts w:hint="eastAsia"/>
@@ -2489,126 +2557,11 @@
         </w:rPr>
         <w:t>服务质量改进</w:t>
       </w:r>
-      <w:bookmarkEnd w:id="10"/>
       <w:bookmarkEnd w:id="11"/>
-    </w:p>
-    <w:p>
-      <w:pPr>
-        <w:pStyle w:val="31"/>
-        <w:bidi w:val="0"/>
-        <w:rPr>
-          <w:rFonts w:hint="eastAsia"/>
-          <w:lang w:val="en-US" w:eastAsia="zh-CN"/>
-        </w:rPr>
-      </w:pPr>
-      <w:bookmarkStart w:id="12" w:name="_Toc14334"/>
-      <w:r>
-        <w:rPr>
-          <w:rFonts w:hint="eastAsia"/>
-          <w:lang w:val="en-US" w:eastAsia="zh-CN"/>
-        </w:rPr>
-        <w:t>针对内审不符合发现问题改进</w:t>
-      </w:r>
       <w:bookmarkEnd w:id="12"/>
     </w:p>
     <w:p>
       <w:pPr>
-        <w:pStyle w:val="29"/>
-        <w:rPr>
-          <w:rFonts w:hint="eastAsia"/>
-          <w:lang w:val="en-US" w:eastAsia="zh-CN"/>
-        </w:rPr>
-      </w:pPr>
-      <w:r>
-        <w:rPr>
-          <w:rFonts w:hint="eastAsia"/>
-          <w:lang w:val="en-US" w:eastAsia="zh-CN"/>
-        </w:rPr>
-        <w:t>2026年4月15日至16日，公司组织开展年度内部审核工作，共发现1项不符合项，具体为：运维部未编制《运维工具使用效果自评估报告》模板，不符合T/CESA 1299-2023标准中第7.6.1条款“定期对运维工具使用效果进行评估，形成评估报告”的要求。</w:t>
-      </w:r>
-    </w:p>
-    <w:p>
-      <w:pPr>
-        <w:pStyle w:val="29"/>
-        <w:rPr>
-          <w:rFonts w:hint="eastAsia"/>
-          <w:lang w:val="en-US" w:eastAsia="zh-CN"/>
-        </w:rPr>
-      </w:pPr>
-      <w:r>
-        <w:rPr>
-          <w:rFonts w:hint="eastAsia"/>
-          <w:lang w:val="en-US" w:eastAsia="zh-CN"/>
-        </w:rPr>
-        <w:t>针对上述问题，运维部立即组织整改，具体改进措施包括：</w:t>
-      </w:r>
-    </w:p>
-    <w:p>
-      <w:pPr>
-        <w:pStyle w:val="29"/>
-        <w:rPr>
-          <w:rFonts w:hint="eastAsia"/>
-          <w:lang w:val="en-US" w:eastAsia="zh-CN"/>
-        </w:rPr>
-      </w:pPr>
-      <w:r>
-        <w:rPr>
-          <w:rFonts w:hint="eastAsia"/>
-          <w:lang w:val="en-US" w:eastAsia="zh-CN"/>
-        </w:rPr>
-        <w:t>组织部门相关人员对T/CESA 1299-2023标准第7.6.1条款进行再培训与学习，强化对运维工具评估要求的理解；</w:t>
-      </w:r>
-    </w:p>
-    <w:p>
-      <w:pPr>
-        <w:pStyle w:val="29"/>
-        <w:rPr>
-          <w:rFonts w:hint="eastAsia"/>
-          <w:lang w:val="en-US" w:eastAsia="zh-CN"/>
-        </w:rPr>
-      </w:pPr>
-      <w:r>
-        <w:rPr>
-          <w:rFonts w:hint="eastAsia"/>
-          <w:lang w:val="en-US" w:eastAsia="zh-CN"/>
-        </w:rPr>
-        <w:t>编制并发布《运维工具使用效果自评估报告》模板，明确评估内容、周期及填写规范；</w:t>
-      </w:r>
-    </w:p>
-    <w:p>
-      <w:pPr>
-        <w:pStyle w:val="29"/>
-        <w:rPr>
-          <w:rFonts w:hint="eastAsia"/>
-          <w:lang w:val="en-US" w:eastAsia="zh-CN"/>
-        </w:rPr>
-      </w:pPr>
-      <w:r>
-        <w:rPr>
-          <w:rFonts w:hint="eastAsia"/>
-          <w:lang w:val="en-US" w:eastAsia="zh-CN"/>
-        </w:rPr>
-        <w:t>后续由质量部不定期对评估工作的执行情况进行抽查，确保同类问题不再发生。</w:t>
-      </w:r>
-    </w:p>
-    <w:p>
-      <w:pPr>
-        <w:pStyle w:val="29"/>
-        <w:rPr>
-          <w:rFonts w:hint="eastAsia"/>
-          <w:lang w:val="en-US" w:eastAsia="zh-CN"/>
-        </w:rPr>
-      </w:pPr>
-      <w:r>
-        <w:rPr>
-          <w:rFonts w:hint="eastAsia"/>
-          <w:lang w:val="en-US" w:eastAsia="zh-CN"/>
-        </w:rPr>
-        <w:t>截至目前，上述整改措施已全部落实，经审核员验证确认，不符合项已关闭。</w:t>
-      </w:r>
-    </w:p>
-    <w:p>
-      <w:pPr>
         <w:pStyle w:val="31"/>
         <w:bidi w:val="0"/>
         <w:rPr>
@@ -2616,13 +2569,13 @@
           <w:lang w:val="en-US" w:eastAsia="zh-CN"/>
         </w:rPr>
       </w:pPr>
-      <w:bookmarkStart w:id="13" w:name="_Toc23085"/>
-      <w:r>
-        <w:rPr>
-          <w:rFonts w:hint="eastAsia"/>
-          <w:lang w:val="en-US" w:eastAsia="zh-CN"/>
-        </w:rPr>
-        <w:t>针对指标跟踪发现问题的改进</w:t>
+      <w:bookmarkStart w:id="13" w:name="_Toc30621"/>
+      <w:r>
+        <w:rPr>
+          <w:rFonts w:hint="eastAsia"/>
+          <w:lang w:val="en-US" w:eastAsia="zh-CN"/>
+        </w:rPr>
+        <w:t>针对内审不符合发现问题改进</w:t>
       </w:r>
       <w:bookmarkEnd w:id="13"/>
     </w:p>
@@ -2639,7 +2592,7 @@
           <w:rFonts w:hint="eastAsia"/>
           <w:lang w:val="en-US" w:eastAsia="zh-CN"/>
         </w:rPr>
-        <w:t>根据运维服务能力指标跟踪结果，“最终软件库管理”相关指标未达成预期目标，主要体现为版本控制记录不完整、出入库流程执行不规范等问题，反映出制度执行层面存在薄弱环节。</w:t>
+        <w:t>2026年4月15日至16日，公司组织开展年度内部审核工作，共发现1项不符合项，具体为：运维部未编制《运维工具使用效果自评估报告》模板，不符合T/CESA 1299-2023标准中第7.6.1条款“定期对运维工具使用效果进行评估，形成评估报告”的要求。</w:t>
       </w:r>
     </w:p>
     <w:p>
@@ -2655,7 +2608,7 @@
           <w:rFonts w:hint="eastAsia"/>
           <w:lang w:val="en-US" w:eastAsia="zh-CN"/>
         </w:rPr>
-        <w:t>针对上述问题，质量部协同运维部制定并落实以下改进措施：</w:t>
+        <w:t>针对上述问题，运维部立即组织整改，具体改进措施包括：</w:t>
       </w:r>
     </w:p>
     <w:p>
@@ -2671,7 +2624,7 @@
           <w:rFonts w:hint="eastAsia"/>
           <w:lang w:val="en-US" w:eastAsia="zh-CN"/>
         </w:rPr>
-        <w:t>组织运维部全员开展《最终软件库管理制度》专项培训，重点强化对出入库流程、版本更新规范及记录要求的理解和执行；</w:t>
+        <w:t>组织部门相关人员对T/CESA 1299-2023标准第7.6.1条款进行再培训与学习，强化对运维工具评估要求的理解；</w:t>
       </w:r>
     </w:p>
     <w:p>
@@ -2687,7 +2640,7 @@
           <w:rFonts w:hint="eastAsia"/>
           <w:lang w:val="en-US" w:eastAsia="zh-CN"/>
         </w:rPr>
-        <w:t>质量部加强对最终软件库管理的关键环节进行日常抽查，包括出入库记录、版本变更审批、软件包完整性检查等，并建立问题通报机制；</w:t>
+        <w:t>编制并发布《运维工具使用效果自评估报告》模板，明确评估内容、周期及填写规范；</w:t>
       </w:r>
     </w:p>
     <w:p>
@@ -2703,37 +2656,23 @@
           <w:rFonts w:hint="eastAsia"/>
           <w:lang w:val="en-US" w:eastAsia="zh-CN"/>
         </w:rPr>
-        <w:t>建立季度软件库管理回顾机制，定期汇总执行情况，分析典型问题，推动管理要求的持续落地。</w:t>
+        <w:t>后续由质量部不定期对评估工作的执行情况进行抽查，确保同类问题不再发生。</w:t>
       </w:r>
     </w:p>
     <w:p>
       <w:pPr>
         <w:pStyle w:val="29"/>
         <w:rPr>
-          <w:rFonts w:hint="eastAsia" w:ascii="Arial" w:hAnsi="Arial" w:cs="Arial"/>
-          <w:lang w:val="en-US" w:eastAsia="zh-CN"/>
-        </w:rPr>
-      </w:pPr>
-      <w:r>
-        <w:rPr>
-          <w:rFonts w:hint="eastAsia" w:ascii="Arial" w:hAnsi="Arial" w:cs="Arial"/>
-          <w:lang w:val="en-US" w:eastAsia="zh-CN"/>
-        </w:rPr>
-        <w:t>上述改进措施自2026年</w:t>
-      </w:r>
-      <w:r>
-        <w:rPr>
-          <w:rFonts w:hint="eastAsia" w:cs="Arial"/>
-          <w:lang w:val="en-US" w:eastAsia="zh-CN"/>
-        </w:rPr>
-        <w:t>5</w:t>
-      </w:r>
-      <w:r>
-        <w:rPr>
-          <w:rFonts w:hint="eastAsia" w:ascii="Arial" w:hAnsi="Arial" w:cs="Arial"/>
-          <w:lang w:val="en-US" w:eastAsia="zh-CN"/>
-        </w:rPr>
-        <w:t>月起正式实施，质量部将持续跟踪执行效果，并计划于2026年6月对改进成效进行阶段性评估。</w:t>
+          <w:rFonts w:hint="eastAsia"/>
+          <w:lang w:val="en-US" w:eastAsia="zh-CN"/>
+        </w:rPr>
+      </w:pPr>
+      <w:r>
+        <w:rPr>
+          <w:rFonts w:hint="eastAsia"/>
+          <w:lang w:val="en-US" w:eastAsia="zh-CN"/>
+        </w:rPr>
+        <w:t>截至目前，上述整改措施已全部落实，经审核员验证确认，不符合项已关闭。</w:t>
       </w:r>
     </w:p>
     <w:p>
@@ -2741,17 +2680,17 @@
         <w:pStyle w:val="31"/>
         <w:bidi w:val="0"/>
         <w:rPr>
-          <w:rFonts w:hint="default"/>
-          <w:lang w:val="en-US" w:eastAsia="zh-CN"/>
-        </w:rPr>
-      </w:pPr>
-      <w:bookmarkStart w:id="14" w:name="_Toc29385"/>
-      <w:r>
-        <w:rPr>
-          <w:rFonts w:hint="eastAsia"/>
-          <w:lang w:val="en-US" w:eastAsia="zh-CN"/>
-        </w:rPr>
-        <w:t>针对客户满意度调查问题的改进</w:t>
+          <w:rFonts w:hint="eastAsia"/>
+          <w:lang w:val="en-US" w:eastAsia="zh-CN"/>
+        </w:rPr>
+      </w:pPr>
+      <w:bookmarkStart w:id="14" w:name="_Toc24939"/>
+      <w:r>
+        <w:rPr>
+          <w:rFonts w:hint="eastAsia"/>
+          <w:lang w:val="en-US" w:eastAsia="zh-CN"/>
+        </w:rPr>
+        <w:t>针对指标跟踪发现问题的改进</w:t>
       </w:r>
       <w:bookmarkEnd w:id="14"/>
     </w:p>
@@ -2759,52 +2698,181 @@
       <w:pPr>
         <w:pStyle w:val="29"/>
         <w:rPr>
-          <w:rFonts w:hint="default"/>
-          <w:lang w:val="en-US" w:eastAsia="zh-CN"/>
-        </w:rPr>
-      </w:pPr>
-      <w:r>
-        <w:rPr>
-          <w:rFonts w:hint="eastAsia"/>
-          <w:lang w:val="en-US" w:eastAsia="zh-CN"/>
-        </w:rPr>
-        <w:t>2026</w:t>
-      </w:r>
-      <w:r>
-        <w:rPr>
-          <w:rFonts w:hint="default"/>
-          <w:lang w:val="en-US" w:eastAsia="zh-CN"/>
-        </w:rPr>
-        <w:t>年</w:t>
-      </w:r>
-      <w:r>
-        <w:rPr>
-          <w:rFonts w:hint="eastAsia"/>
-          <w:lang w:val="en-US" w:eastAsia="zh-CN"/>
-        </w:rPr>
-        <w:t>4</w:t>
-      </w:r>
-      <w:r>
-        <w:rPr>
-          <w:rFonts w:hint="default"/>
-          <w:lang w:val="en-US" w:eastAsia="zh-CN"/>
-        </w:rPr>
-        <w:t>月客户满意度调查结果显示，“问题解决回复及时率”得分相对较低，反映出响应效率仍有提升空间。下一阶段改进措施如下：</w:t>
+          <w:rFonts w:hint="eastAsia"/>
+          <w:lang w:val="en-US" w:eastAsia="zh-CN"/>
+        </w:rPr>
+      </w:pPr>
+      <w:r>
+        <w:rPr>
+          <w:rFonts w:hint="eastAsia"/>
+          <w:lang w:val="en-US" w:eastAsia="zh-CN"/>
+        </w:rPr>
+        <w:t>根据运维服务能力指标跟踪结果，“最终软件库管理”相关指标未达成预期目标，主要体现为版本控制记录不完整、出入库流程执行不规范等问题，反映出制度执行层面存在薄弱环节。</w:t>
       </w:r>
     </w:p>
     <w:p>
       <w:pPr>
         <w:pStyle w:val="29"/>
         <w:rPr>
+          <w:rFonts w:hint="eastAsia"/>
+          <w:lang w:val="en-US" w:eastAsia="zh-CN"/>
+        </w:rPr>
+      </w:pPr>
+      <w:r>
+        <w:rPr>
+          <w:rFonts w:hint="eastAsia"/>
+          <w:lang w:val="en-US" w:eastAsia="zh-CN"/>
+        </w:rPr>
+        <w:t>针对上述问题，质量部协同运维部制定并落实以下改进措施：</w:t>
+      </w:r>
+    </w:p>
+    <w:p>
+      <w:pPr>
+        <w:pStyle w:val="29"/>
+        <w:rPr>
+          <w:rFonts w:hint="eastAsia"/>
+          <w:lang w:val="en-US" w:eastAsia="zh-CN"/>
+        </w:rPr>
+      </w:pPr>
+      <w:r>
+        <w:rPr>
+          <w:rFonts w:hint="eastAsia"/>
+          <w:lang w:val="en-US" w:eastAsia="zh-CN"/>
+        </w:rPr>
+        <w:t>组织运维部全员开展《最终软件库管理制度》专项培训，重点强化对出入库流程、版本更新规范及记录要求的理解和执行；</w:t>
+      </w:r>
+    </w:p>
+    <w:p>
+      <w:pPr>
+        <w:pStyle w:val="29"/>
+        <w:rPr>
+          <w:rFonts w:hint="eastAsia"/>
+          <w:lang w:val="en-US" w:eastAsia="zh-CN"/>
+        </w:rPr>
+      </w:pPr>
+      <w:r>
+        <w:rPr>
+          <w:rFonts w:hint="eastAsia"/>
+          <w:lang w:val="en-US" w:eastAsia="zh-CN"/>
+        </w:rPr>
+        <w:t>质量部加强对最终软件库管理的关键环节进行日常抽查，包括出入库记录、版本变更审批、软件包完整性检查等，并建立问题通报机制；</w:t>
+      </w:r>
+    </w:p>
+    <w:p>
+      <w:pPr>
+        <w:pStyle w:val="29"/>
+        <w:rPr>
+          <w:rFonts w:hint="eastAsia"/>
+          <w:lang w:val="en-US" w:eastAsia="zh-CN"/>
+        </w:rPr>
+      </w:pPr>
+      <w:r>
+        <w:rPr>
+          <w:rFonts w:hint="eastAsia"/>
+          <w:lang w:val="en-US" w:eastAsia="zh-CN"/>
+        </w:rPr>
+        <w:t>建立季度软件库管理回顾机制，定期汇总执行情况，分析典型问题，推动管理要求的持续落地。</w:t>
+      </w:r>
+    </w:p>
+    <w:p>
+      <w:pPr>
+        <w:pStyle w:val="29"/>
+        <w:rPr>
+          <w:rFonts w:hint="eastAsia" w:ascii="Arial" w:hAnsi="Arial" w:cs="Arial"/>
+          <w:lang w:val="en-US" w:eastAsia="zh-CN"/>
+        </w:rPr>
+      </w:pPr>
+      <w:r>
+        <w:rPr>
+          <w:rFonts w:hint="eastAsia" w:ascii="Arial" w:hAnsi="Arial" w:cs="Arial"/>
+          <w:lang w:val="en-US" w:eastAsia="zh-CN"/>
+        </w:rPr>
+        <w:t>上述改进措施自2026年</w:t>
+      </w:r>
+      <w:r>
+        <w:rPr>
+          <w:rFonts w:hint="eastAsia" w:cs="Arial"/>
+          <w:lang w:val="en-US" w:eastAsia="zh-CN"/>
+        </w:rPr>
+        <w:t>5</w:t>
+      </w:r>
+      <w:r>
+        <w:rPr>
+          <w:rFonts w:hint="eastAsia" w:ascii="Arial" w:hAnsi="Arial" w:cs="Arial"/>
+          <w:lang w:val="en-US" w:eastAsia="zh-CN"/>
+        </w:rPr>
+        <w:t>月起正式实施，质量部将持续跟踪执行效果，并计划于2026年6月对改进成效进行阶段性评估。</w:t>
+      </w:r>
+    </w:p>
+    <w:p>
+      <w:pPr>
+        <w:pStyle w:val="31"/>
+        <w:bidi w:val="0"/>
+        <w:rPr>
           <w:rFonts w:hint="default"/>
           <w:lang w:val="en-US" w:eastAsia="zh-CN"/>
         </w:rPr>
       </w:pPr>
-      <w:r>
+      <w:bookmarkStart w:id="15" w:name="_Toc3284"/>
+      <w:r>
+        <w:rPr>
+          <w:rFonts w:hint="eastAsia"/>
+          <w:lang w:val="en-US" w:eastAsia="zh-CN"/>
+        </w:rPr>
+        <w:t>针对客户满意度调查问题的改进</w:t>
+      </w:r>
+      <w:bookmarkEnd w:id="15"/>
+    </w:p>
+    <w:p>
+      <w:pPr>
+        <w:pStyle w:val="29"/>
         <w:rPr>
           <w:rFonts w:hint="default"/>
           <w:lang w:val="en-US" w:eastAsia="zh-CN"/>
         </w:rPr>
+      </w:pPr>
+      <w:r>
+        <w:rPr>
+          <w:rFonts w:hint="eastAsia"/>
+          <w:lang w:val="en-US" w:eastAsia="zh-CN"/>
+        </w:rPr>
+        <w:t>2026</w:t>
+      </w:r>
+      <w:r>
+        <w:rPr>
+          <w:rFonts w:hint="default"/>
+          <w:lang w:val="en-US" w:eastAsia="zh-CN"/>
+        </w:rPr>
+        <w:t>年</w:t>
+      </w:r>
+      <w:r>
+        <w:rPr>
+          <w:rFonts w:hint="eastAsia"/>
+          <w:lang w:val="en-US" w:eastAsia="zh-CN"/>
+        </w:rPr>
+        <w:t>4</w:t>
+      </w:r>
+      <w:r>
+        <w:rPr>
+          <w:rFonts w:hint="default"/>
+          <w:lang w:val="en-US" w:eastAsia="zh-CN"/>
+        </w:rPr>
+        <w:t>月客户满意度调查结果显示，“问题解决回复及时率”得分相对较低，反映出响应效率仍有提升空间。下一阶段改进措施如下：</w:t>
+      </w:r>
+    </w:p>
+    <w:p>
+      <w:pPr>
+        <w:pStyle w:val="29"/>
+        <w:rPr>
+          <w:rFonts w:hint="default"/>
+          <w:lang w:val="en-US" w:eastAsia="zh-CN"/>
+        </w:rPr>
+      </w:pPr>
+      <w:r>
+        <w:rPr>
+          <w:rFonts w:hint="default"/>
+          <w:lang w:val="en-US" w:eastAsia="zh-CN"/>
+        </w:rPr>
         <w:t>强化专项培训：围绕响应流程、沟通技巧、时效管理等开展针对性培训，提升团队整体服务意识与执行能力</w:t>
       </w:r>
       <w:r>
@@ -2814,8 +2882,6 @@
         </w:rPr>
         <w:t>。</w:t>
       </w:r>
-      <w:bookmarkStart w:id="15" w:name="_GoBack"/>
-      <w:bookmarkEnd w:id="15"/>
     </w:p>
     <w:p>
       <w:pPr>
